--- a/example_articles/occupations/Construction/1.occupations_Construction_New_York_Times.docx
+++ b/example_articles/occupations/Construction/1.occupations_Construction_New_York_Times.docx
@@ -7,7 +7,7 @@
         <w:pStyle w:val="Heading1"/>
       </w:pPr>
       <w:r>
-        <w:t>Man Gives Guilty Plea In Swindle</w:t>
+        <w:t>The Toppled Chimney Mystery: Is It the Fault's Fault?</w:t>
       </w:r>
     </w:p>
     <w:p>
@@ -17,17 +17,17 @@
     </w:p>
     <w:p>
       <w:r>
-        <w:t>Date: 1991-09-11</w:t>
+        <w:t>Date: 2001-03-27</w:t>
       </w:r>
     </w:p>
     <w:p>
       <w:r>
-        <w:t>Section: Section B;; Section B; Page 1; Column 2; Metropolitan Desk; Column 2;</w:t>
+        <w:t>Section: Section F; Column 2; Science Desk; Pg. 4</w:t>
       </w:r>
     </w:p>
     <w:p>
       <w:r>
-        <w:t>Source file: NYT/36.DOCX</w:t>
+        <w:t>Source file: NYT/45.DOCX</w:t>
       </w:r>
     </w:p>
     <w:p>
@@ -49,27 +49,58 @@
     </w:p>
     <w:p>
       <w:r>
-        <w:t>The mastermind of a multimillion-dollar scheme that gobbled up the savings of hundreds of investors, most of them recent Eastern European immigrants, pleaded guilty to fraud charges yesterday in Federal District Court in Manhattan.</w:t>
+        <w:t>Against the musical backdrop of masons' hammers everywhere clink-clinking on brick, Dr. Derek Booth, a geologist at the University of Washington, is driving through West Seattle pointing out the curious excess of chimneys damaged here in last month's earthquake. Cruising past the modest bungalows and ranch homes, he points to a chimney with a stair-step crack down its bricks, another cockeyed from twisting and many others beheaded at the roofline.</w:t>
         <w:br/>
-        <w:t>In entering his plea, Eugene R. Karczewski, 59 years old, the founder of the Stockbridge Funding Corporation, which is now defunct, told the judge he had not intended to defraud anyone. "As the business went bad, we thought we could pull it around," he said.</w:t>
+        <w:t xml:space="preserve">     Geologists have, in fact, been fascinated by the tumbling chimneys of West Seattle since they first fell like rain in the 1965 earthquake. Scientists asked, Did this working-class enclave shake more violently than everywhere else? Did contractors erect particularly shoddy chimneys or is there some other as yet unfathomed explanation? </w:t>
         <w:br/>
-        <w:t>But prosecutors from the United States Attorney's office in Manhattan, as well as investigators from the Securities and Exchange Commission, said Mr. Karczewski and his son, Eugene F., had built a business that preyed upon the "financially unsophisticated," offering them extraordinary returns on their investments, which were purportedly backed by safe, mortgage-backed securities. But instead, new funds were used to pay off previous investors, law-enforcement officials said.</w:t>
+        <w:t xml:space="preserve"> Now a new survey of 50,000 to 60,000 chimneys in the Puget Sound area may, at last, have identified the true culprit: the infamous Seattle fault zone.</w:t>
         <w:br/>
-        <w:t>The senior Mr. Karczewski, a Brooklyn resident, pleaded guilty to five counts of conspiracy, mail fraud, wire fraud and bank fraud before Judge John S. Martin Jr. He faces a maximum of 30 years in prison, plus more than $200 million in fines and restitution. He is scheduled to be sentenced on Dec. 3. He and his son, who was a fugitive until his arrest two weeks ago in Cleveland, are accused of losing at least $34 million in investments made largely by Polish families who viewed the senior Mr. Karczewski as a trusted figure in their community.</w:t>
+        <w:t xml:space="preserve">Scientists note that this complex of faults, running east-west beneath the city and beyond, did not move during the recent Nisqually earthquake. Instead, they say, the fault zone appears to have focused shaking from the quake, creating a zone of intensified destruction above itself -- through West Seattle and west to Bremerton and east to Beacon Hill. </w:t>
         <w:br/>
-        <w:t>Victims of the scheme included people like Stanislaw Jozwicki, who said he had invested $26,000 with Stockbridge.</w:t>
+        <w:t>"It's a surprise," said Dr. Booth, adding that while the fault zone remains by far the leading contender, researchers are continuing to test for other possible explanations for the pattern of damage. "Nobody expected to see any association with the Seattle fault zone."</w:t>
         <w:br/>
-        <w:t>"I'm not happy," he said, upon hearing of Mr. Karczewski's guilty plea. "That's his problem. I'm looking for my money."</w:t>
+        <w:t>With the survey of chimneys completed just this week, the team of 12 researchers headed up by Dr. Booth and Dr. Ray Wells, a geologist with the United States Geological Survey, will present their findings at the annual meeting of the Seismological Society of America next month in San Francisco.</w:t>
         <w:br/>
-        <w:t>Mr. Jozwicki, 49 years old, had saved that money since coming to New York from Poland in 1976, working on construction crews. Three years ago, his skull was fractured by a falling beam; he is now disabled and living alone on $150 a week in worker's compensation.</w:t>
+        <w:t xml:space="preserve">Researchers said the new work would be of particular interest as the latest evidence indicating that faults can focus shaking to produce concentrated damage in unexpected locations, sometimes far from where the quake originated. In addition, the line of damage mapped so neatly over the Seattle fault zone that researchers are now surveying chimneys in hope of mapping the Olympia fault, whose boundaries are poorly known. </w:t>
         <w:br/>
-        <w:t>Both Karczewskis are free on bail. The younger Karczewski has pleaded not guilty to separate charges in the case. They also face charges filed earlier this year by the S.E.C. Marvin Segal, the senior Mr. Karczewski's lawyer, said yesterday that his client had agreed not to contest the S.E.C. allegations that he violated securities laws, "without admitting or denying the charges."</w:t>
+        <w:t xml:space="preserve">To measure shaking from temblors, researchers typically use carefully calibrated and highly sensitive seismometers. But such instruments are expensive and deployed in limited numbers, making their measurements precise but few and far between. </w:t>
         <w:br/>
-        <w:t>As for the money lost by Stockbridge, Mr. Segal offered little hope that it would be recovered. "There does not seem to be any money," he said, "not because it was secreted anywhere, but because it was throwing more money into a bottomless pit." Mr. Karczewski did not use the funds invested with his company to buy expensive personal items for himself, his lawyer said.</w:t>
+        <w:t>"The seismologists have a lot on us," said Dr. Booth of researchers using such high-tech devices. "But we've got 60,000 chimneys. That's the one thing we've got on them."</w:t>
         <w:br/>
-        <w:t>According to papers filed in the case, the Karczewskis sought to attract working-class immigrants by advertising on foreign-language cable television channels and in foreign-language newspapers. Investors were promised an annual interest rate of 14 percent, prosecutors said. The securities sold through Stockbridge's five offices were bogus, and the Karczewskis failed to register their company with the Securities and Exchange Commission before selling the securities, investigators charged.</w:t>
+        <w:t>Chimneys are also among the first things to fail in a quake and are easily seen from the road, making them ideal, if informal, monitors of shaking. To take advantage of these brick-and-mortar seismometers, researchers from the University of Washington, the Geological Survey and Western Washington University drove through Seattle as well as areas outside the city. When they spotted damaged or downed chimneys, they tallied the victims, their injuries and recorded their locations.</w:t>
         <w:br/>
-        <w:t>A Brooklyn lawyer, Christopher Panny, who handled several hundred people's claims against Stockbridge until recently, said only a fraction of the money invested has been recovered. "They've been getting $30,000 or $40,000 at a time," he said, "but that's going right out the door again in expenses." He said he had turned his cases over to a Manhattan attorney, Burt Stumpf, who could not be reached for comment last night.</w:t>
+        <w:t>The researchers found some 1,500 damaged chimneys, mostly in a distinctive east-west band atop the Seattle fault zone. In West Seattle the damage was so localized that the worst of it could be seen in the blocks coming off Hanford Street, which runs east-west.</w:t>
+        <w:br/>
+        <w:t>Dr. Wells said the team looked for other explanations for the pattern like changes in the rock types or topology but found none. "It seems to cut across different architectural styles," he said. "They're just all brick chimneys."</w:t>
+        <w:br/>
+        <w:t xml:space="preserve">But the fault zone can't explain all the damage. The Madrona neighborhood and an area southeast of Green Lake -- both away from the fault zone -- also had concentrations of damage, but less severe. Researchers say they do not yet know why. For residents hoping to gauge future threats, learning the cause may be less important than the fact that the damage is so strikingly predictable. </w:t>
+        <w:br/>
+        <w:t>"These chimneys are a pretty good way to figure out in future earthquakes what's going to shake the hardest and where the damage might be focused," said Dr. Tom Brocher, a geophysicist with the Geological Survey who was not involved in the research. "It's telling us to pay attention to this area in the future."</w:t>
+        <w:br/>
+        <w:t>Dr. Booth said the hardest-hit blocks in West Seattle were the same in the Feb. 28 quake as they were in 1965's. Even the same parts of the same houses felt the same stresses.</w:t>
+        <w:br/>
+        <w:t>Karen Witheril said she moved into her home in West Seattle not long after the 1965 quake. "We'd seen damage in the plaster," said Mrs. Witheril, pointing out the hairline fractures in the living room and hallway as masons dismantled her chimney outside. "That's where the cracks were again this time."</w:t>
+        <w:br/>
+        <w:t>Scientists say it is still unclear how the Seattle fault zone might be focusing shaking. In the most simplistic sense, researchers expect to see the greatest damage nearest to where an earthquake originates.</w:t>
+        <w:br/>
+        <w:t>But in Kobe, Japan, and Northridge, Calif., researchers found zones of intense damage away from the origin of the quake suggesting that seismic waves were not simply heading up and away from the faults from which they came.</w:t>
+        <w:br/>
+        <w:t xml:space="preserve">Instead, according to Dr. Robert Graves, a seismologist at the engineering company URS Corporation, one theory suggests that seismic waves can bounce or have their path of movement bent like a ray of refracted light when they hit a structure like a fault. That could potentially result in redirected waves piling up in unexpected locations and causing increased shaking -- as in West Seattle. But whether such mechanisms are at work remains to be seen. "Now we have a chance to test this model with the new earthquake," said Dr. Graves. </w:t>
+        <w:br/>
+        <w:t>But geologists are not the only people whose careers have been enriched by the ruined chimneys.</w:t>
+        <w:br/>
+        <w:t>"A whole lot of chimneys shook," said Bill Murdock, a mason with All Masonry &amp; Construction, who was knocking down a cracked chimney two blocks from Hanford Street. When asked how long a homeowner would have to wait to get a chimney fixed these days, he looked down from his scaffolding and laughed. "We've got so much work, we're backed up for months."</w:t>
+        <w:br/>
+        <w:br/>
+        <w:t>http://www.nytimes.com</w:t>
+        <w:br/>
+        <w:br/>
+        <w:t>Graphic</w:t>
+        <w:br/>
+        <w:br/>
+        <w:t xml:space="preserve"> </w:t>
+        <w:br/>
+        <w:t>Photos: Dr. Derek Booth, left, a geologist at the University of Washington, is looking for an explanation of the curious excess of chimneys damaged in last month's earthquake in Seattle. The damage suggests that the Seattle fault, which did not move in the quake, nevertheless focused shaking to produce damage far from the quake's point of origin. (Photographs by Doug Wilson for The New York Times) Map of Seattle highlighting quake damage: A survey of 50,000 to 60,000 chimneys in the Puget Sound area, conducted by the University of Washington and the United States Geological Survey, shows damage that in many cases tracks the Seattle fault zone.</w:t>
       </w:r>
     </w:p>
     <w:sectPr>

--- a/example_articles/occupations/Construction/1.occupations_Construction_New_York_Times.docx
+++ b/example_articles/occupations/Construction/1.occupations_Construction_New_York_Times.docx
@@ -7,7 +7,7 @@
         <w:pStyle w:val="Heading1"/>
       </w:pPr>
       <w:r>
-        <w:t>The Toppled Chimney Mystery: Is It the Fault's Fault?</w:t>
+        <w:t>Village Invites Change But Finds It Scary, Too</w:t>
       </w:r>
     </w:p>
     <w:p>
@@ -17,17 +17,17 @@
     </w:p>
     <w:p>
       <w:r>
-        <w:t>Date: 2001-03-27</w:t>
+        <w:t>Date: 1988-01-22</w:t>
       </w:r>
     </w:p>
     <w:p>
       <w:r>
-        <w:t>Section: Section F; Column 2; Science Desk; Pg. 4</w:t>
+        <w:t>Section: Section B; Page 1, Column 2; Metropolitan Desk</w:t>
       </w:r>
     </w:p>
     <w:p>
       <w:r>
-        <w:t>Source file: NYT/45.DOCX</w:t>
+        <w:t>Source file: NYT/46.DOCX</w:t>
       </w:r>
     </w:p>
     <w:p>
@@ -49,50 +49,71 @@
     </w:p>
     <w:p>
       <w:r>
-        <w:t>Against the musical backdrop of masons' hammers everywhere clink-clinking on brick, Dr. Derek Booth, a geologist at the University of Washington, is driving through West Seattle pointing out the curious excess of chimneys damaged here in last month's earthquake. Cruising past the modest bungalows and ranch homes, he points to a chimney with a stair-step crack down its bricks, another cockeyed from twisting and many others beheaded at the roofline.</w:t>
+        <w:t>When Dee Staffa moved here three years ago, she formed a close bond with St. Joseph's Roman Catholic Church, both as a parishioner and as a volunteer religion teacher.</w:t>
         <w:br/>
-        <w:t xml:space="preserve">     Geologists have, in fact, been fascinated by the tumbling chimneys of West Seattle since they first fell like rain in the 1965 earthquake. Scientists asked, Did this working-class enclave shake more violently than everywhere else? Did contractors erect particularly shoddy chimneys or is there some other as yet unfathomed explanation? </w:t>
+        <w:t>So when the Diocese of Rockville Centre announced last month that it was dividing St. Joseph's - with 11,000 families, its largest parish -into four parishes, Mrs. Staffa and other parishioners were outraged.</w:t>
         <w:br/>
-        <w:t xml:space="preserve"> Now a new survey of 50,000 to 60,000 chimneys in the Puget Sound area may, at last, have identified the true culprit: the infamous Seattle fault zone.</w:t>
+        <w:t>''It was a bombshell,'' Mrs. Staffa said. ''No one was consulted.</w:t>
         <w:br/>
-        <w:t xml:space="preserve">Scientists note that this complex of faults, running east-west beneath the city and beyond, did not move during the recent Nisqually earthquake. Instead, they say, the fault zone appears to have focused shaking from the quake, creating a zone of intensified destruction above itself -- through West Seattle and west to Bremerton and east to Beacon Hill. </w:t>
+        <w:t>''No one's disputing the need to split the parish. But if they really wanted to serve us, why didn't they give us any input?''</w:t>
         <w:br/>
-        <w:t>"It's a surprise," said Dr. Booth, adding that while the fault zone remains by far the leading contender, researchers are continuing to test for other possible explanations for the pattern of damage. "Nobody expected to see any association with the Seattle fault zone."</w:t>
+        <w:t xml:space="preserve"> </w:t>
         <w:br/>
-        <w:t>With the survey of chimneys completed just this week, the team of 12 researchers headed up by Dr. Booth and Dr. Ray Wells, a geologist with the United States Geological Survey, will present their findings at the annual meeting of the Seismological Society of America next month in San Francisco.</w:t>
+        <w:t>A Melee Erupts</w:t>
         <w:br/>
-        <w:t xml:space="preserve">Researchers said the new work would be of particular interest as the latest evidence indicating that faults can focus shaking to produce concentrated damage in unexpected locations, sometimes far from where the quake originated. In addition, the line of damage mapped so neatly over the Seattle fault zone that researchers are now surveying chimneys in hope of mapping the Olympia fault, whose boundaries are poorly known. </w:t>
+        <w:t>In the last year, a wave of social and economic changes has swept over this working-class community in central Suffolk County. Few people here flatly oppose change, and most acknowledge its benefits. But many fear that their control over their community is slipping away and that outside forces are redefining the village's identity. Last summer, at a Brookhaven Town beach on Lake Ronkonkoma, a melee erupted between white Ronkonkoma residents and blacks living at a nearby shelter for the homeless.</w:t>
         <w:br/>
-        <w:t xml:space="preserve">To measure shaking from temblors, researchers typically use carefully calibrated and highly sensitive seismometers. But such instruments are expensive and deployed in limited numbers, making their measurements precise but few and far between. </w:t>
+        <w:t>Civic leaders contended that the incident was not racially motivated, but developed out of frustration with the decision by the County Social Services Department to open the shelter without first consulting the community.</w:t>
         <w:br/>
-        <w:t>"The seismologists have a lot on us," said Dr. Booth of researchers using such high-tech devices. "But we've got 60,000 chimneys. That's the one thing we've got on them."</w:t>
+        <w:t>''They just jammed it down our throats,'' said Stuart Zimmerman, president of the Lake Ronkonkoma Civic Association, which includes neighboring Ronkonkoma.</w:t>
         <w:br/>
-        <w:t>Chimneys are also among the first things to fail in a quake and are easily seen from the road, making them ideal, if informal, monitors of shaking. To take advantage of these brick-and-mortar seismometers, researchers from the University of Washington, the Geological Survey and Western Washington University drove through Seattle as well as areas outside the city. When they spotted damaged or downed chimneys, they tallied the victims, their injuries and recorded their locations.</w:t>
+        <w:t>Other changes, longer in the making, will likely alter the character of the area more dramatically. The county and town are working to clean the lakefront and restore the beauty that made Lake Ronkonkoma a popular resort in the 1920's and 30's.</w:t>
         <w:br/>
-        <w:t>The researchers found some 1,500 damaged chimneys, mostly in a distinctive east-west band atop the Seattle fault zone. In West Seattle the damage was so localized that the worst of it could be seen in the blocks coming off Hanford Street, which runs east-west.</w:t>
+        <w:t>And this month the Long Island Rail Road extended electrified service to Ronkonkoma, putting midtown Manhattan within an hour's reach. The new service is expected to bring an influx of urban dwellers craving a slice of suburban life. Planners envision the railroad station as the centerpiece for a 100-acre complex of shops, office buildings and condominiums built on public and private land.</w:t>
         <w:br/>
-        <w:t>Dr. Wells said the team looked for other explanations for the pattern like changes in the rock types or topology but found none. "It seems to cut across different architectural styles," he said. "They're just all brick chimneys."</w:t>
+        <w:t>''This will put Ronkonkoma on the map,'' said Arthur Kunz, planning coordinator for the Suffolk County Regional Planning Board.</w:t>
         <w:br/>
-        <w:t xml:space="preserve">But the fault zone can't explain all the damage. The Madrona neighborhood and an area southeast of Green Lake -- both away from the fault zone -- also had concentrations of damage, but less severe. Researchers say they do not yet know why. For residents hoping to gauge future threats, learning the cause may be less important than the fact that the damage is so strikingly predictable. </w:t>
+        <w:t>Not that most people here minded the anonymity that kept traffic light and housing surprisingly affordable. Many are resigned about the changes that have increased the population, to 42,000 from 26,000 in 1970, and that promise to attract more people.</w:t>
         <w:br/>
-        <w:t>"These chimneys are a pretty good way to figure out in future earthquakes what's going to shake the hardest and where the damage might be focused," said Dr. Tom Brocher, a geophysicist with the Geological Survey who was not involved in the research. "It's telling us to pay attention to this area in the future."</w:t>
+        <w:t>''I would have liked to have left it like country,'' Mr. Zimmerman said. ''But you gotta go with the flow.''</w:t>
         <w:br/>
-        <w:t>Dr. Booth said the hardest-hit blocks in West Seattle were the same in the Feb. 28 quake as they were in 1965's. Even the same parts of the same houses felt the same stresses.</w:t>
+        <w:t>And the flow is definitely moving in Ronkonkoma's direction.</w:t>
         <w:br/>
-        <w:t>Karen Witheril said she moved into her home in West Seattle not long after the 1965 quake. "We'd seen damage in the plaster," said Mrs. Witheril, pointing out the hairline fractures in the living room and hallway as masons dismantled her chimney outside. "That's where the cracks were again this time."</w:t>
+        <w:t>As with many areas on Long Island, the price of a new home here has doubled in the last three or four years. But new housing here costs 10 percent less than the county average of $140,000, Mr. Kunz said, largely because many of the old summer cottages can be converted to year-round residences. They attract young couples and professionals from Manhattan, he added.</w:t>
         <w:br/>
-        <w:t>Scientists say it is still unclear how the Seattle fault zone might be focusing shaking. In the most simplistic sense, researchers expect to see the greatest damage nearest to where an earthquake originates.</w:t>
+        <w:t xml:space="preserve"> </w:t>
         <w:br/>
-        <w:t>But in Kobe, Japan, and Northridge, Calif., researchers found zones of intense damage away from the origin of the quake suggesting that seismic waves were not simply heading up and away from the faults from which they came.</w:t>
+        <w:t>Meetings Urged on Shelter</w:t>
         <w:br/>
-        <w:t xml:space="preserve">Instead, according to Dr. Robert Graves, a seismologist at the engineering company URS Corporation, one theory suggests that seismic waves can bounce or have their path of movement bent like a ray of refracted light when they hit a structure like a fault. That could potentially result in redirected waves piling up in unexpected locations and causing increased shaking -- as in West Seattle. But whether such mechanisms are at work remains to be seen. "Now we have a chance to test this model with the new earthquake," said Dr. Graves. </w:t>
+        <w:t>''There are three groups of people here now,'' said Frank Gscheidle, who has lived here 15 years and is a former president of the Chamber of Commerce of the Greater Ronkonkomas. ''Those looking forward to change, those afraid of it and those who just accept it. I think most people favor the changes.''</w:t>
         <w:br/>
-        <w:t>But geologists are not the only people whose careers have been enriched by the ruined chimneys.</w:t>
+        <w:t>Elected officials such as County Legislator Donald Blydenburgh have called for more community meetings to ease tensions raised by thorny issues like the shelter for the homeless, the Ronkonkoma Inn. ''I want to see progress, but not at the expense of the residents,'' he said.</w:t>
         <w:br/>
-        <w:t>"A whole lot of chimneys shook," said Bill Murdock, a mason with All Masonry &amp; Construction, who was knocking down a cracked chimney two blocks from Hanford Street. When asked how long a homeowner would have to wait to get a chimney fixed these days, he looked down from his scaffolding and laughed. "We've got so much work, we're backed up for months."</w:t>
+        <w:t>Political identity is confusing, too. Ronkonkoma and its sister community, Lake Ronkonkoma, are spread over parts of three towns, Brookhaven, Smithtown and Islip.</w:t>
         <w:br/>
+        <w:t>Of all the institutions, none has been buffeted more than St. Joseph's. Last April, Bishop John R. McGann ordered the Rev. Charles R. Burns, a Jesuit priest assigned to the parish who was admired for his ministry to AIDS patients, to leave the diocese.</w:t>
         <w:br/>
-        <w:t>http://www.nytimes.com</w:t>
+        <w:t>The diocese does not discuss personnel matters. Father Burns said he believed at the time that his dismissal stemmed from his outspoken beliefs that priests should be free to disagree with the Vatican's doctrinal principles.</w:t>
+        <w:br/>
+        <w:t xml:space="preserve"> </w:t>
+        <w:br/>
+        <w:t>'People Will Settle In'</w:t>
+        <w:br/>
+        <w:t>Then came the decision to divide the parish, which surprised many. Under the reorganization, which took effect today, St. Joseph's will serve 7,000 families. Three new parishes created from parts of St. Joseph's and neighboring parishes will each serve 1,800.</w:t>
+        <w:br/>
+        <w:t>''That's normal,'' said a diocesan spokesman, John Kal, when he was asked whether the diocese usually made such changes without parish comment. Mr. Kal said the diocese was trying to improve its services through smaller parishes.</w:t>
+        <w:br/>
+        <w:t>''It'll take time, but people will settle in,'' he said.</w:t>
+        <w:br/>
+        <w:t>If they do, it may be with different attitudes toward the church and their community.</w:t>
+        <w:br/>
+        <w:t>''The diocese isn't listening to one word we say,'' said Barbara McGinn, a 20-year resident who will not be changing churches. ''It makes you feel rather cynical.''</w:t>
+        <w:br/>
+        <w:t>Herb Humble, 74, a retired builder, said: ''I don't like it one bit. If they tell me to move, I won't come back.''</w:t>
+        <w:br/>
+        <w:t>On top of these changes, the pastor of St. Joseph's for eight years, the Rev. Charles Kohli, announced he was taking a sabbatical for health reasons. He said he had recommended that the diocese adopt team ministries, with several priests, at St. Joseph's. The team approach would have allowed the diocese to serve the congregation better and preserve the community in one parish.</w:t>
+        <w:br/>
+        <w:t>''The diocese meant well,'' Father Kohli said. ''But Ronkonkoma is Thornton Wilder revisited. These are real middle-America people, with a passionate sense of their identity. This is another removal of that identity.''</w:t>
         <w:br/>
         <w:br/>
         <w:t>Graphic</w:t>
@@ -100,7 +121,7 @@
         <w:br/>
         <w:t xml:space="preserve"> </w:t>
         <w:br/>
-        <w:t>Photos: Dr. Derek Booth, left, a geologist at the University of Washington, is looking for an explanation of the curious excess of chimneys damaged in last month's earthquake in Seattle. The damage suggests that the Seattle fault, which did not move in the quake, nevertheless focused shaking to produce damage far from the quake's point of origin. (Photographs by Doug Wilson for The New York Times) Map of Seattle highlighting quake damage: A survey of 50,000 to 60,000 chimneys in the Puget Sound area, conducted by the University of Washington and the United States Geological Survey, shows damage that in many cases tracks the Seattle fault zone.</w:t>
+        <w:t>Photo of Dee Staffa (pg. B2) (NYT/Barton Silverman)</w:t>
       </w:r>
     </w:p>
     <w:sectPr>

--- a/example_articles/occupations/Construction/1.occupations_Construction_New_York_Times.docx
+++ b/example_articles/occupations/Construction/1.occupations_Construction_New_York_Times.docx
@@ -7,7 +7,7 @@
         <w:pStyle w:val="Heading1"/>
       </w:pPr>
       <w:r>
-        <w:t>Village Invites Change But Finds It Scary, Too</w:t>
+        <w:t>This 'Hamlet' Is Short On Slings and Arrows</w:t>
       </w:r>
     </w:p>
     <w:p>
@@ -17,22 +17,22 @@
     </w:p>
     <w:p>
       <w:r>
-        <w:t>Date: 1988-01-22</w:t>
+        <w:t>Date: 2024-02-15</w:t>
       </w:r>
     </w:p>
     <w:p>
       <w:r>
-        <w:t>Section: Section B; Page 1, Column 2; Metropolitan Desk</w:t>
+        <w:t>Section: Section C; Column 0; The Arts/Cultural Desk; Pg. 4</w:t>
       </w:r>
     </w:p>
     <w:p>
       <w:r>
-        <w:t>Source file: NYT/46.DOCX</w:t>
+        <w:t>Source file: NYT/3.DOCX</w:t>
       </w:r>
     </w:p>
     <w:p>
       <w:r>
-        <w:t>Raw occupations result, 'occupations': ['Construction']</w:t>
+        <w:t>Raw occupations result, 'occupations': ['Other: gravedigger']</w:t>
       </w:r>
     </w:p>
     <w:p>
@@ -49,71 +49,28 @@
     </w:p>
     <w:p>
       <w:r>
-        <w:t>When Dee Staffa moved here three years ago, she formed a close bond with St. Joseph's Roman Catholic Church, both as a parishioner and as a volunteer religion teacher.</w:t>
+        <w:t>Eddie Izzard is a wildly witty ad-libber, but a play straitjackets this gift -- especially in this new staging that is short of ideas.</w:t>
         <w:br/>
-        <w:t>So when the Diocese of Rockville Centre announced last month that it was dividing St. Joseph's - with 11,000 families, its largest parish -into four parishes, Mrs. Staffa and other parishioners were outraged.</w:t>
+        <w:t xml:space="preserve">To laugh, or not to laugh? That is the question. </w:t>
         <w:br/>
-        <w:t>''It was a bombshell,'' Mrs. Staffa said. ''No one was consulted.</w:t>
+        <w:t xml:space="preserve">  Or at least one you may consider early in Eddie Izzard's ''Hamlet,'' in which the comic portrays all the roles herself.</w:t>
         <w:br/>
-        <w:t>''No one's disputing the need to split the parish. But if they really wanted to serve us, why didn't they give us any input?''</w:t>
+        <w:t xml:space="preserve">  Something is certainly a little silly about dramatizing Hamlet fighting with his mother by having a left hand wrestle with the arm of the right, evoking Peter Sellers's scientist who struggles to restrain himself from raising his arm in Nazi salute in ''Dr. Strangelove.'' And solo sword fights have possibilities that a brilliant comedian like Izzard might exploit.</w:t>
         <w:br/>
-        <w:t xml:space="preserve"> </w:t>
+        <w:t xml:space="preserve">  Yet, as Izzard darts around the stage, from role to role, hopscotching in and out of the audience declaiming speeches, what becomes clear is this frenetic staging is earnest, surprisingly traditional and deadly serious. A wildly witty ad-libber, Izzard can make two-hour monologues feel like a stream-of-conscious eruption. A play straitjackets this gift. Except for a few flourishes, this staging, directed by Selina Cadell, is short of ideas. (Imagine sock puppets without the socks and you get an idea of her Rosencrantz and Guildenstern.)</w:t>
         <w:br/>
-        <w:t>A Melee Erupts</w:t>
+        <w:t xml:space="preserve">  Inside a modern, minimalist set (designed by Tom Piper) with no props, Izzard, who mounted a solo theatrical adaptation of ''Great Expectations'' last year, sometimes represents changing characters by spinning, other times by just moving a few feet. If there is method here, I did not detect it. If you don't know ''Hamlet,'' there is no chance you are going to follow the play within a play. If you do, you might wonder why Izzard doesn't spend more time playing the characters watching, not talking.</w:t>
         <w:br/>
-        <w:t>In the last year, a wave of social and economic changes has swept over this working-class community in central Suffolk County. Few people here flatly oppose change, and most acknowledge its benefits. But many fear that their control over their community is slipping away and that outside forces are redefining the village's identity. Last summer, at a Brookhaven Town beach on Lake Ronkonkoma, a melee erupted between white Ronkonkoma residents and blacks living at a nearby shelter for the homeless.</w:t>
+        <w:t xml:space="preserve">  Among the occasionally overlooked qualities of the Danish prince is that he can be very funny, especially when mean. But you wouldn't know it in this production, adapted by Izzard's brother, Mark. Izzard is an even-keeled Hamlet. She doesn't elongate vowels or spit out consonants, rarely yells or expresses contempt. She appears to be pacing herself throughout. Despite wearing dark vinyl pants, this is a very tweedy performance. The best Hamlets (like that of Andrew Scott, who, in a sign of a trend or maybe a growing need for inexpensive casts, recently performed a one-man ''Uncle Vanya'') dramatize the act of thinking, but that interiority is lacking here.</w:t>
         <w:br/>
-        <w:t>Civic leaders contended that the incident was not racially motivated, but developed out of frustration with the decision by the County Social Services Department to open the shelter without first consulting the community.</w:t>
+        <w:t xml:space="preserve">  Instead of taking Hamlet's famous acting advice to not ''saw the air'' too much, Izzard favors gesticulating and thrusting her hips to indicate something sexual has been said. She adopts a working-class voice for the gravedigger scene, but otherwise doesn't try dramatic shifts in accents, voice or physicality.</w:t>
         <w:br/>
-        <w:t>''They just jammed it down our throats,'' said Stuart Zimmerman, president of the Lake Ronkonkoma Civic Association, which includes neighboring Ronkonkoma.</w:t>
+        <w:t xml:space="preserve">  Izzard has famously picked up marathon running over the years, and even completed 32 in a month. It's a remarkable feat, but this one might be tougher -- and it shows. (On the night I attended, she flubbed several lines and appeared to be breathing hard during this endurance test of a play.) One comes away with the sense that Eddie Izzard didn't perform ''Hamlet'' so much as become defeated by it.</w:t>
         <w:br/>
-        <w:t>Other changes, longer in the making, will likely alter the character of the area more dramatically. The county and town are working to clean the lakefront and restore the beauty that made Lake Ronkonkoma a popular resort in the 1920's and 30's.</w:t>
+        <w:t xml:space="preserve">  Izzard Hamlet New YorkThrough March 16 at Greenwich House Theater, Manhattan; eddieizzardhamlet.com. Running time: 2 hours 25 minutes.Izzard Hamlet New York Through March 16 at Greenwich House Theater in Manhattan; eddieizzardhamlet.com. Running time: 2 hours 25 minutes.</w:t>
         <w:br/>
-        <w:t>And this month the Long Island Rail Road extended electrified service to Ronkonkoma, putting midtown Manhattan within an hour's reach. The new service is expected to bring an influx of urban dwellers craving a slice of suburban life. Planners envision the railroad station as the centerpiece for a 100-acre complex of shops, office buildings and condominiums built on public and private land.</w:t>
         <w:br/>
-        <w:t>''This will put Ronkonkoma on the map,'' said Arthur Kunz, planning coordinator for the Suffolk County Regional Planning Board.</w:t>
-        <w:br/>
-        <w:t>Not that most people here minded the anonymity that kept traffic light and housing surprisingly affordable. Many are resigned about the changes that have increased the population, to 42,000 from 26,000 in 1970, and that promise to attract more people.</w:t>
-        <w:br/>
-        <w:t>''I would have liked to have left it like country,'' Mr. Zimmerman said. ''But you gotta go with the flow.''</w:t>
-        <w:br/>
-        <w:t>And the flow is definitely moving in Ronkonkoma's direction.</w:t>
-        <w:br/>
-        <w:t>As with many areas on Long Island, the price of a new home here has doubled in the last three or four years. But new housing here costs 10 percent less than the county average of $140,000, Mr. Kunz said, largely because many of the old summer cottages can be converted to year-round residences. They attract young couples and professionals from Manhattan, he added.</w:t>
-        <w:br/>
-        <w:t xml:space="preserve"> </w:t>
-        <w:br/>
-        <w:t>Meetings Urged on Shelter</w:t>
-        <w:br/>
-        <w:t>''There are three groups of people here now,'' said Frank Gscheidle, who has lived here 15 years and is a former president of the Chamber of Commerce of the Greater Ronkonkomas. ''Those looking forward to change, those afraid of it and those who just accept it. I think most people favor the changes.''</w:t>
-        <w:br/>
-        <w:t>Elected officials such as County Legislator Donald Blydenburgh have called for more community meetings to ease tensions raised by thorny issues like the shelter for the homeless, the Ronkonkoma Inn. ''I want to see progress, but not at the expense of the residents,'' he said.</w:t>
-        <w:br/>
-        <w:t>Political identity is confusing, too. Ronkonkoma and its sister community, Lake Ronkonkoma, are spread over parts of three towns, Brookhaven, Smithtown and Islip.</w:t>
-        <w:br/>
-        <w:t>Of all the institutions, none has been buffeted more than St. Joseph's. Last April, Bishop John R. McGann ordered the Rev. Charles R. Burns, a Jesuit priest assigned to the parish who was admired for his ministry to AIDS patients, to leave the diocese.</w:t>
-        <w:br/>
-        <w:t>The diocese does not discuss personnel matters. Father Burns said he believed at the time that his dismissal stemmed from his outspoken beliefs that priests should be free to disagree with the Vatican's doctrinal principles.</w:t>
-        <w:br/>
-        <w:t xml:space="preserve"> </w:t>
-        <w:br/>
-        <w:t>'People Will Settle In'</w:t>
-        <w:br/>
-        <w:t>Then came the decision to divide the parish, which surprised many. Under the reorganization, which took effect today, St. Joseph's will serve 7,000 families. Three new parishes created from parts of St. Joseph's and neighboring parishes will each serve 1,800.</w:t>
-        <w:br/>
-        <w:t>''That's normal,'' said a diocesan spokesman, John Kal, when he was asked whether the diocese usually made such changes without parish comment. Mr. Kal said the diocese was trying to improve its services through smaller parishes.</w:t>
-        <w:br/>
-        <w:t>''It'll take time, but people will settle in,'' he said.</w:t>
-        <w:br/>
-        <w:t>If they do, it may be with different attitudes toward the church and their community.</w:t>
-        <w:br/>
-        <w:t>''The diocese isn't listening to one word we say,'' said Barbara McGinn, a 20-year resident who will not be changing churches. ''It makes you feel rather cynical.''</w:t>
-        <w:br/>
-        <w:t>Herb Humble, 74, a retired builder, said: ''I don't like it one bit. If they tell me to move, I won't come back.''</w:t>
-        <w:br/>
-        <w:t>On top of these changes, the pastor of St. Joseph's for eight years, the Rev. Charles Kohli, announced he was taking a sabbatical for health reasons. He said he had recommended that the diocese adopt team ministries, with several priests, at St. Joseph's. The team approach would have allowed the diocese to serve the congregation better and preserve the community in one parish.</w:t>
-        <w:br/>
-        <w:t>''The diocese meant well,'' Father Kohli said. ''But Ronkonkoma is Thornton Wilder revisited. These are real middle-America people, with a passionate sense of their identity. This is another removal of that identity.''</w:t>
+        <w:t>https://www.nytimes.com/2024/02/13/theater/izzard-hamlet-new-york-review.html</w:t>
         <w:br/>
         <w:br/>
         <w:t>Graphic</w:t>
@@ -121,7 +78,7 @@
         <w:br/>
         <w:t xml:space="preserve"> </w:t>
         <w:br/>
-        <w:t>Photo of Dee Staffa (pg. B2) (NYT/Barton Silverman)</w:t>
+        <w:t>PHOTO: Eddie Izzard plays all of the roles in a frenetic take on ''Hamlet.'' (PHOTOGRAPH BY SARA KRULWICH/THE NEW YORK TIMES) This article appeared in print on page C4.</w:t>
       </w:r>
     </w:p>
     <w:sectPr>
